--- a/course_development/domains/active_inference_organizations/04_digital_transformation/04_cognition/output/study-guides/04_cognition-practice_quiz.docx
+++ b/course_development/domains/active_inference_organizations/04_digital_transformation/04_cognition/output/study-guides/04_cognition-practice_quiz.docx
@@ -4,7 +4,12 @@
   <w:body>
     <w:p>
       <w:r>
-        <w:t>Practice Quiz: Cognition</w:t>
+        <w:t>Practice Quiz: Digital Transformation — Module 04: Cognition</w:t>
+      </w:r>
+    </w:p>
+    <w:p>
+      <w:r>
+        <w:t>Name : _ _ _  Date : _ _ _</w:t>
       </w:r>
     </w:p>
     <w:p>
@@ -14,98 +19,7 @@
     </w:p>
     <w:p>
       <w:r>
-        <w:t>What is the primary role of Cognition in Active Inference?</w:t>
-        <w:br/>
-        <w:t>A) To maximize reward</w:t>
-        <w:br/>
-        <w:t>B) To minimize variational free energy</w:t>
-        <w:br/>
-        <w:t>C) To increase entropy</w:t>
-        <w:br/>
-        <w:t>D) To eliminate the Markov Blanket</w:t>
-      </w:r>
-    </w:p>
-    <w:p>
-      <w:r>
-        <w:t>In Organizations, Cognition is best described as:</w:t>
-        <w:br/>
-        <w:t>A) A static property</w:t>
-        <w:br/>
-        <w:t>B) A dynamic process</w:t>
-        <w:br/>
-        <w:t>C) An external state</w:t>
-        <w:br/>
-        <w:t>D) A random variable</w:t>
-      </w:r>
-    </w:p>
-    <w:p>
-      <w:r>
-        <w:t>Which mathematical quantity is most central to Cognition?</w:t>
-        <w:br/>
-        <w:t>A) The Lagrangian</w:t>
-        <w:br/>
-        <w:t>B) The expected free energy</w:t>
-        <w:br/>
-        <w:t>C) The surprisal</w:t>
-        <w:br/>
-        <w:t>D) The precision</w:t>
-      </w:r>
-    </w:p>
-    <w:p>
-      <w:r>
-        <w:t>How does Cognition relate to the concept of the Generative Model?</w:t>
-        <w:br/>
-        <w:t>A) It is separate from the model</w:t>
-        <w:br/>
-        <w:t>B) It is a component of the model</w:t>
-        <w:br/>
-        <w:t>C) It destroys the model</w:t>
-        <w:br/>
-        <w:t>D) It is only relevant for the environment</w:t>
-      </w:r>
-    </w:p>
-    <w:p>
-      <w:r>
-        <w:t>A failure in Cognition would likely result in:</w:t>
-        <w:br/>
-        <w:t>A) Perfect prediction</w:t>
-        <w:br/>
-        <w:t>B) Generalized surprise</w:t>
-        <w:br/>
-        <w:t>C) Immediate death of the agent</w:t>
-        <w:br/>
-        <w:t>D) Zero entropy</w:t>
-      </w:r>
-    </w:p>
-    <w:p>
-      <w:r>
-        <w:t>Which scale is most relevant for analyzing Cognition in this course?</w:t>
-        <w:br/>
-        <w:t>A) Quantum</w:t>
-        <w:br/>
-        <w:t>B) Neural</w:t>
-        <w:br/>
-        <w:t>C) Social</w:t>
-        <w:br/>
-        <w:t>D) All of the above</w:t>
-      </w:r>
-    </w:p>
-    <w:p>
-      <w:r>
-        <w:t>Cognition connects directly to which other component?</w:t>
-        <w:br/>
-        <w:t>A) The step before it</w:t>
-        <w:br/>
-        <w:t>B) The step after it</w:t>
-        <w:br/>
-        <w:t>C) Both A and B</w:t>
-        <w:br/>
-        <w:t>D) None of the above</w:t>
-      </w:r>
-    </w:p>
-    <w:p>
-      <w:r>
-        <w:t>Part B: Short Answer</w:t>
+        <w:t>AI governance must address: A) Only technology B) Accountability, transparency, fairness, and oversight for all automated decisions C) Only legal compliance D) Only ethics  The COMPAS case demonstrates: A) AI success B) That algorithmic decisions can embed and amplify societal biases, requiring rigorous fairness testing C) AI is unbiased D) Technology is neutral  Explainability is critical because: A) Regulators want it B) Stakeholders affected by algorithmic decisions need to understand and contest them, and designers need to audit them C) It's simple D) All models are explainable  Algorithmic decisions redistribute power because: A) Algorithms are powerful B) They shift decision authority from human experts to system designers and data, changing who controls outcomes C) They cost money D) They are faster  The accountability gap occurs when: A) Budgets are tight B) No one can fully explain why an algorithm produced a specific output, making it difficult to assign responsibility C) Teams are too small D) Algorithms are transparent  Human override of AI decisions should be: A) Forbidden B) Available for consequential decisions, with clear protocols and post-hoc review C) Always used D) Never needed  Regulated industries require stricter AI governance because: A) They're conservative B) Their decisions have direct, significant impact on people's lives and rights C) They have more budget D) Regulators are strict    Part B: Short Analysis</w:t>
       </w:r>
     </w:p>
     <w:sectPr>
